--- a/Part 2.docx
+++ b/Part 2.docx
@@ -3,911 +3,615 @@
 <w:document xmlns:wpc="http://schemas.microsoft.com/office/word/2010/wordprocessingCanvas" xmlns:cx="http://schemas.microsoft.com/office/drawing/2014/chartex" xmlns:cx1="http://schemas.microsoft.com/office/drawing/2015/9/8/chartex" xmlns:cx2="http://schemas.microsoft.com/office/drawing/2015/10/21/chartex" xmlns:cx3="http://schemas.microsoft.com/office/drawing/2016/5/9/chartex" xmlns:cx4="http://schemas.microsoft.com/office/drawing/2016/5/10/chartex" xmlns:cx5="http://schemas.microsoft.com/office/drawing/2016/5/11/chartex" xmlns:cx6="http://schemas.microsoft.com/office/drawing/2016/5/12/chartex" xmlns:cx7="http://schemas.microsoft.com/office/drawing/2016/5/13/chartex" xmlns:cx8="http://schemas.microsoft.com/office/drawing/2016/5/14/chartex" xmlns:mc="http://schemas.openxmlformats.org/markup-compatibility/2006" xmlns:aink="http://schemas.microsoft.com/office/drawing/2016/ink" xmlns:am3d="http://schemas.microsoft.com/office/drawing/2017/model3d" xmlns:o="urn:schemas-microsoft-com:office:office" xmlns:oel="http://schemas.microsoft.com/office/2019/extlst" xmlns:r="http://schemas.openxmlformats.org/officeDocument/2006/relationships" xmlns:m="http://schemas.openxmlformats.org/officeDocument/2006/math" xmlns:v="urn:schemas-microsoft-com:vml" xmlns:wp14="http://schemas.microsoft.com/office/word/2010/wordprocessingDrawing" xmlns:wp="http://schemas.openxmlformats.org/drawingml/2006/wordprocessingDrawing" xmlns:w10="urn:schemas-microsoft-com:office:word" xmlns:w="http://schemas.openxmlformats.org/wordprocessingml/2006/main" xmlns:w14="http://schemas.microsoft.com/office/word/2010/wordml" xmlns:w15="http://schemas.microsoft.com/office/word/2012/wordml" xmlns:w16cex="http://schemas.microsoft.com/office/word/2018/wordml/cex" xmlns:w16cid="http://schemas.microsoft.com/office/word/2016/wordml/cid" xmlns:w16="http://schemas.microsoft.com/office/word/2018/wordml" xmlns:w16du="http://schemas.microsoft.com/office/word/2023/wordml/word16du" xmlns:w16sdtdh="http://schemas.microsoft.com/office/word/2020/wordml/sdtdatahash" xmlns:w16sdtfl="http://schemas.microsoft.com/office/word/2024/wordml/sdtformatlock" xmlns:w16se="http://schemas.microsoft.com/office/word/2015/wordml/symex" xmlns:wpg="http://schemas.microsoft.com/office/word/2010/wordprocessingGroup" xmlns:wpi="http://schemas.microsoft.com/office/word/2010/wordprocessingInk" xmlns:wne="http://schemas.microsoft.com/office/word/2006/wordml" xmlns:wps="http://schemas.microsoft.com/office/word/2010/wordprocessingShape" mc:Ignorable="w14 w15 w16se w16cid w16 w16cex w16sdtdh w16sdtfl w16du wp14">
   <w:body>
     <w:p>
-      <w:pPr>
+      <w:r>
+        <w:t xml:space="preserve">Part </w:t>
+      </w:r>
+      <w:proofErr w:type="gramStart"/>
+      <w:r>
+        <w:t>2 :</w:t>
+      </w:r>
+      <w:proofErr w:type="gramEnd"/>
+      <w:r>
+        <w:t xml:space="preserve">  prompt </w:t>
+      </w:r>
+      <w:r>
+        <w:br/>
+        <w:t>=======</w:t>
+      </w:r>
+    </w:p>
+    <w:p>
+      <w:pPr>
+        <w:spacing w:after="0"/>
+      </w:pPr>
+      <w:r>
+        <w:t>Draw a top-venue method figure for a machine-unlearning AUDIT paper. Flat vector style, white background, pastel panels, no photos, humans, robots, glossy renders, neon, stacked shadows, spaghetti wires, overlapping labels, watermarks, colorful headers or empty unused areas.</w:t>
+      </w:r>
+    </w:p>
+    <w:p>
+      <w:pPr>
+        <w:spacing w:after="0"/>
+      </w:pPr>
+    </w:p>
+    <w:p>
+      <w:pPr>
+        <w:spacing w:after="0"/>
+      </w:pPr>
+      <w:r>
+        <w:t>=== OUTPUT QUALITY ===</w:t>
+      </w:r>
+    </w:p>
+    <w:p>
+      <w:pPr>
+        <w:spacing w:after="0"/>
+      </w:pPr>
+      <w:r>
+        <w:t xml:space="preserve">* 4K render, 3840 </w:t>
+      </w:r>
+      <w:proofErr w:type="spellStart"/>
+      <w:r>
+        <w:t>px</w:t>
+      </w:r>
+      <w:proofErr w:type="spellEnd"/>
+      <w:r>
+        <w:t xml:space="preserve"> wide minimum, canvas aspect 8:3 (3840 x 1440).</w:t>
+      </w:r>
+    </w:p>
+    <w:p>
+      <w:pPr>
+        <w:spacing w:after="0"/>
+      </w:pPr>
+      <w:r>
+        <w:t>* Draw every module large, as if zoomed in, so each part is readable on its own. Scale modules up to fill their panel.</w:t>
+      </w:r>
+    </w:p>
+    <w:p>
+      <w:pPr>
+        <w:spacing w:after="0"/>
+      </w:pPr>
+      <w:r>
+        <w:t>* No empty space: every panel is filled edge to edge with modules, labels and wires. No wide blank margins between or inside panels.</w:t>
+      </w:r>
+    </w:p>
+    <w:p>
+      <w:pPr>
+        <w:spacing w:after="0"/>
+      </w:pPr>
+      <w:r>
+        <w:t>* Only exception: equation-pill interiors stay empty.</w:t>
+      </w:r>
+    </w:p>
+    <w:p>
+      <w:pPr>
+        <w:spacing w:after="0"/>
+      </w:pPr>
+    </w:p>
+    <w:p>
+      <w:pPr>
+        <w:spacing w:after="0"/>
+      </w:pPr>
+      <w:r>
+        <w:t>=== BACKBONE ===</w:t>
+      </w:r>
+    </w:p>
+    <w:p>
+      <w:pPr>
+        <w:spacing w:after="0"/>
+      </w:pPr>
+      <w:r>
+        <w:t>One thick main flow line enters at the far left and exits at the far right through all panels. A mathematical object changes form along it, with these small tokens on the line: [image x] -&gt; [features h] -&gt; [logits z] -&gt; [distribution p over retained classes] -&gt; [audit scores] -&gt; [evidence statement].</w:t>
+      </w:r>
+    </w:p>
+    <w:p>
+      <w:pPr>
+        <w:spacing w:after="0"/>
+      </w:pPr>
+    </w:p>
+    <w:p>
+      <w:pPr>
+        <w:spacing w:after="0"/>
+      </w:pPr>
+      <w:r>
+        <w:t>=== EQUATION PILLS ===</w:t>
+      </w:r>
+    </w:p>
+    <w:p>
+      <w:pPr>
+        <w:spacing w:after="0"/>
+      </w:pPr>
+      <w:r>
+        <w:t>Rounded white pills sit ON the wires, each with a corner tag "Eq. 1" ... "Eq. 5". Leave pill interiors EMPTY (I overlay LaTeX afterward). Never write math yourself.</w:t>
+      </w:r>
+    </w:p>
+    <w:p>
+      <w:pPr>
+        <w:spacing w:after="0"/>
+      </w:pPr>
+      <w:r>
+        <w:t>* Eq. 1 on the teacher-to-student distillation wire in panel (b)</w:t>
+      </w:r>
+    </w:p>
+    <w:p>
+      <w:pPr>
+        <w:spacing w:after="0"/>
+      </w:pPr>
+      <w:r>
+        <w:t>* Eq. 2 at the student's loss junction in panel (b)</w:t>
+      </w:r>
+    </w:p>
+    <w:p>
+      <w:pPr>
+        <w:spacing w:after="0"/>
+      </w:pPr>
+      <w:r>
+        <w:t>* Eq. 3 on the JS wire in panel (c)</w:t>
+      </w:r>
+    </w:p>
+    <w:p>
+      <w:pPr>
+        <w:spacing w:after="0"/>
+      </w:pPr>
+      <w:r>
+        <w:t>* Eq. 4 on the entropy wire in panel (c)</w:t>
+      </w:r>
+    </w:p>
+    <w:p>
+      <w:pPr>
+        <w:spacing w:after="0"/>
+      </w:pPr>
+      <w:r>
+        <w:t>* Eq. 5 on the retained-accuracy wire in panel (c)</w:t>
+      </w:r>
+    </w:p>
+    <w:p>
+      <w:pPr>
+        <w:spacing w:after="0"/>
+      </w:pPr>
+    </w:p>
+    <w:p>
+      <w:pPr>
+        <w:spacing w:after="0"/>
+      </w:pPr>
+      <w:r>
+        <w:t>=== WIRE LANGUAGE (consistent) ===</w:t>
+      </w:r>
+    </w:p>
+    <w:p>
+      <w:pPr>
+        <w:spacing w:after="0"/>
+      </w:pPr>
+      <w:r>
+        <w:t xml:space="preserve">* </w:t>
+      </w:r>
+      <w:proofErr w:type="gramStart"/>
+      <w:r>
+        <w:t>thick</w:t>
+      </w:r>
+      <w:proofErr w:type="gramEnd"/>
+      <w:r>
+        <w:t xml:space="preserve"> solid = main flow</w:t>
+      </w:r>
+    </w:p>
+    <w:p>
+      <w:pPr>
+        <w:spacing w:after="0"/>
+      </w:pPr>
+      <w:r>
+        <w:t xml:space="preserve">* </w:t>
+      </w:r>
+      <w:proofErr w:type="gramStart"/>
+      <w:r>
+        <w:t>medium</w:t>
+      </w:r>
+      <w:proofErr w:type="gramEnd"/>
+      <w:r>
+        <w:t xml:space="preserve"> solid, second color (teal) = distillation signal from the teacher</w:t>
+      </w:r>
+    </w:p>
+    <w:p>
+      <w:pPr>
+        <w:spacing w:after="0"/>
+      </w:pPr>
+      <w:r>
+        <w:t xml:space="preserve">* </w:t>
+      </w:r>
+      <w:proofErr w:type="gramStart"/>
+      <w:r>
+        <w:t>thin</w:t>
+      </w:r>
+      <w:proofErr w:type="gramEnd"/>
+      <w:r>
+        <w:t xml:space="preserve"> solid = computation of a metric</w:t>
+      </w:r>
+    </w:p>
+    <w:p>
+      <w:pPr>
+        <w:spacing w:after="0"/>
+      </w:pPr>
+      <w:r>
+        <w:t>* dashed = reference path (retrained model) and ablations</w:t>
+      </w:r>
+    </w:p>
+    <w:p>
+      <w:pPr>
+        <w:spacing w:after="0"/>
+      </w:pPr>
+      <w:r>
+        <w:t>* dotted = untested or weak-evidence channel</w:t>
+      </w:r>
+    </w:p>
+    <w:p>
+      <w:pPr>
+        <w:spacing w:after="0"/>
+      </w:pPr>
+      <w:r>
+        <w:lastRenderedPageBreak/>
+        <w:t xml:space="preserve">Orthogonal routing, at least 12 </w:t>
+      </w:r>
+      <w:proofErr w:type="spellStart"/>
+      <w:r>
+        <w:t>px</w:t>
+      </w:r>
+      <w:proofErr w:type="spellEnd"/>
+      <w:r>
+        <w:t xml:space="preserve"> clearance, junction dots at splits, no crossings except deliberate ones.</w:t>
+      </w:r>
+    </w:p>
+    <w:p>
+      <w:pPr>
+        <w:spacing w:after="0"/>
+      </w:pPr>
+    </w:p>
+    <w:p>
+      <w:pPr>
+        <w:spacing w:after="0"/>
+      </w:pPr>
+      <w:r>
+        <w:t>=== PANELS === 4 rounded dashed pastel panels. Header tag on each top-left border is a plain gray tag with plain text. Panel title inside, (a)-(d) labels below.</w:t>
+      </w:r>
+    </w:p>
+    <w:p>
+      <w:pPr>
+        <w:spacing w:after="0"/>
+      </w:pPr>
+      <w:r>
+        <w:t>(a) | tag "SETUP" | title "Class-level deletion request"</w:t>
+      </w:r>
+    </w:p>
+    <w:p>
+      <w:pPr>
+        <w:spacing w:after="0"/>
+      </w:pPr>
+      <w:r>
+        <w:t>(b) | tag "MODELS" | title "Teacher, retrained reference and student"</w:t>
+      </w:r>
+    </w:p>
+    <w:p>
+      <w:pPr>
+        <w:spacing w:after="0"/>
+      </w:pPr>
+      <w:r>
+        <w:t>(c) | tag "AUDIT" | title "Evaluation on deleted-class test samples"</w:t>
+      </w:r>
+    </w:p>
+    <w:p>
+      <w:pPr>
+        <w:spacing w:after="0"/>
+      </w:pPr>
+      <w:r>
+        <w:t>(d) | tag "READING" | title "What the evidence supports"</w:t>
+      </w:r>
+    </w:p>
+    <w:p>
+      <w:pPr>
+        <w:spacing w:after="0"/>
+      </w:pPr>
+    </w:p>
+    <w:p>
+      <w:pPr>
+        <w:spacing w:after="0"/>
+      </w:pPr>
+      <w:r>
+        <w:t>=== MODULES PER PANEL (use ONLY these labels and numbers) ===</w:t>
+      </w:r>
+    </w:p>
+    <w:p>
+      <w:pPr>
+        <w:spacing w:after="0"/>
+      </w:pPr>
+      <w:r>
+        <w:t xml:space="preserve">(a) 3D isometric block "Full training set D" (large) splits at a junction dot into a large pastel-green block "Retain set </w:t>
+      </w:r>
+      <w:proofErr w:type="spellStart"/>
+      <w:r>
+        <w:t>D_r</w:t>
+      </w:r>
+      <w:proofErr w:type="spellEnd"/>
+      <w:r>
+        <w:t xml:space="preserve">" and a small pastel-red block "Forget set </w:t>
+      </w:r>
+      <w:proofErr w:type="spellStart"/>
+      <w:r>
+        <w:t>D_f</w:t>
+      </w:r>
+      <w:proofErr w:type="spellEnd"/>
+      <w:r>
+        <w:t xml:space="preserve">". Block </w:t>
+      </w:r>
+      <w:proofErr w:type="spellStart"/>
+      <w:r>
+        <w:t>D_f</w:t>
+      </w:r>
+      <w:proofErr w:type="spellEnd"/>
+      <w:r>
+        <w:t xml:space="preserve"> is drawn as three stacked slices labeled "5", "10", "15 classes". A separate small gray block "Test set (unchanged)". A strip of four flat chips: "Caltech-101", "Caltech-256", "CIFAR-100", "Stanford Dogs". Use abstract colored class tiles, no pictures.</w:t>
+      </w:r>
+    </w:p>
+    <w:p>
+      <w:pPr>
+        <w:spacing w:after="0"/>
+      </w:pPr>
+      <w:r>
+        <w:t>(b) Three identical-size isometric blocks (same architecture, so same volume):</w:t>
+      </w:r>
+    </w:p>
+    <w:p>
+      <w:pPr>
+        <w:spacing w:after="0"/>
+      </w:pPr>
+      <w:r>
+        <w:t xml:space="preserve">   - "Teacher </w:t>
+      </w:r>
+      <w:proofErr w:type="spellStart"/>
+      <w:r>
+        <w:t>f_T</w:t>
+      </w:r>
+      <w:proofErr w:type="spellEnd"/>
+      <w:r>
+        <w:t>: ResNet-18, trained on D, frozen" with a small flat lock glyph.</w:t>
+      </w:r>
+    </w:p>
+    <w:p>
+      <w:pPr>
+        <w:spacing w:after="0"/>
+      </w:pPr>
+      <w:r>
+        <w:t xml:space="preserve">   - "Student </w:t>
+      </w:r>
+      <w:proofErr w:type="spellStart"/>
+      <w:r>
+        <w:t>g_phi</w:t>
+      </w:r>
+      <w:proofErr w:type="spellEnd"/>
+      <w:r>
+        <w:t xml:space="preserve">: random </w:t>
+      </w:r>
+      <w:proofErr w:type="spellStart"/>
+      <w:r>
+        <w:t>init</w:t>
+      </w:r>
+      <w:proofErr w:type="spellEnd"/>
+      <w:r>
+        <w:t xml:space="preserve">, output head over retained classes only, trained on </w:t>
+      </w:r>
+      <w:proofErr w:type="spellStart"/>
+      <w:r>
+        <w:t>D_r</w:t>
+      </w:r>
+      <w:proofErr w:type="spellEnd"/>
+      <w:r>
+        <w:t>".</w:t>
+      </w:r>
+    </w:p>
+    <w:p>
+      <w:pPr>
+        <w:spacing w:after="0"/>
+      </w:pPr>
+      <w:r>
+        <w:t xml:space="preserve">   - "Retrained </w:t>
+      </w:r>
+      <w:proofErr w:type="spellStart"/>
+      <w:r>
+        <w:t>f_R</w:t>
+      </w:r>
+      <w:proofErr w:type="spellEnd"/>
+      <w:r>
+        <w:t xml:space="preserve">: random </w:t>
+      </w:r>
+      <w:proofErr w:type="spellStart"/>
+      <w:r>
+        <w:t>init</w:t>
+      </w:r>
+      <w:proofErr w:type="spellEnd"/>
+      <w:r>
+        <w:t xml:space="preserve">, </w:t>
+      </w:r>
+      <w:proofErr w:type="spellStart"/>
+      <w:r>
+        <w:t>D_r</w:t>
+      </w:r>
+      <w:proofErr w:type="spellEnd"/>
+      <w:r>
+        <w:t xml:space="preserve"> only, cross-entropy only, no teacher", placed on a dashed reference path along the top that continues into panel (c).</w:t>
+      </w:r>
+    </w:p>
+    <w:p>
+      <w:pPr>
+        <w:spacing w:after="0"/>
+      </w:pPr>
+      <w:r>
+        <w:t xml:space="preserve">   </w:t>
+      </w:r>
+      <w:proofErr w:type="spellStart"/>
+      <w:r>
+        <w:t>D_r</w:t>
+      </w:r>
+      <w:proofErr w:type="spellEnd"/>
+      <w:r>
+        <w:t xml:space="preserve"> feeds the student and the retrained model by thin solid wires. </w:t>
+      </w:r>
+      <w:proofErr w:type="spellStart"/>
+      <w:r>
+        <w:t>D_f</w:t>
+      </w:r>
+      <w:proofErr w:type="spellEnd"/>
+      <w:r>
+        <w:t xml:space="preserve"> has a wire that ends in a stop bar before the student, labeled "no gradient from </w:t>
+      </w:r>
+      <w:proofErr w:type="spellStart"/>
+      <w:r>
+        <w:t>D_f</w:t>
+      </w:r>
+      <w:proofErr w:type="spellEnd"/>
+      <w:r>
+        <w:t>". The teacher feeds the student with a medium teal wire labeled "teacher logits, T = 4" carrying Eq. 1. A dotted wire from teacher to student is labeled "soft labels may carry deleted-class information (untested)". A dashed gray ghost block "Masked KD (specified, not run)" sits on the teacher-to-student wire.</w:t>
+      </w:r>
+    </w:p>
+    <w:p>
+      <w:pPr>
+        <w:spacing w:after="0"/>
+      </w:pPr>
+      <w:r>
+        <w:t>(c) Three small output stubs "</w:t>
+      </w:r>
+      <w:proofErr w:type="spellStart"/>
+      <w:r>
+        <w:t>f_T</w:t>
+      </w:r>
+      <w:proofErr w:type="spellEnd"/>
+      <w:r>
+        <w:t>", "</w:t>
+      </w:r>
+      <w:proofErr w:type="spellStart"/>
+      <w:r>
+        <w:t>f_R</w:t>
+      </w:r>
+      <w:proofErr w:type="spellEnd"/>
+      <w:r>
+        <w:t>", "</w:t>
+      </w:r>
+      <w:proofErr w:type="spellStart"/>
+      <w:r>
+        <w:t>g_phi</w:t>
+      </w:r>
+      <w:proofErr w:type="spellEnd"/>
+      <w:r>
+        <w:t>" enter two metric groups.</w:t>
+      </w:r>
+    </w:p>
+    <w:p>
+      <w:pPr>
+        <w:spacing w:after="0"/>
+      </w:pPr>
+      <w:r>
+        <w:t xml:space="preserve">   Group 1 (highlighted, thin solid wires): "JS to retrained", "Entropy vs retrained", "Linear probe (T, R, S)", "MIA AUC (student-own, retrained-own)", "Retained-class accuracy", "Deleted-class accuracy".</w:t>
+      </w:r>
+    </w:p>
+    <w:p>
+      <w:pPr>
+        <w:spacing w:after="0"/>
+      </w:pPr>
+      <w:r>
+        <w:t xml:space="preserve">   Group 2 (visually de-emphasized, dotted wires, small tag "no reference value"): "Logit distance", "Cosine similarity", "Transfer MIA".</w:t>
+      </w:r>
+    </w:p>
+    <w:p>
+      <w:pPr>
+        <w:spacing w:after="0"/>
+      </w:pPr>
+      <w:r>
+        <w:t>(d) One large output block "Empirical evidence, not a certificate of deletion" with three slots: "Closeness to retrained", "Retained utility", "Residual membership signal".</w:t>
+      </w:r>
+    </w:p>
+    <w:p>
+      <w:pPr>
+        <w:spacing w:after="0"/>
+      </w:pPr>
+    </w:p>
+    <w:p>
+      <w:pPr>
+        <w:spacing w:after="0"/>
+      </w:pPr>
+      <w:r>
+        <w:t xml:space="preserve">=== KEY-MESSAGE BRACKET === One bracket, the most prominent element on the figure, spans the retrained model and the student in panel (b) and continues to the JS module in </w:t>
+      </w:r>
+      <w:r>
+        <w:lastRenderedPageBreak/>
+        <w:t xml:space="preserve">panel (c). Label: "Same </w:t>
+      </w:r>
+      <w:proofErr w:type="spellStart"/>
+      <w:r>
+        <w:t>D_r</w:t>
+      </w:r>
+      <w:proofErr w:type="spellEnd"/>
+      <w:r>
+        <w:t>, same architecture, different teacher signal: audit the student against the retrained model, not against the teacher."</w:t>
+      </w:r>
+    </w:p>
+    <w:p>
+      <w:pPr>
+        <w:spacing w:after="0"/>
+      </w:pPr>
+    </w:p>
+    <w:p>
+      <w:pPr>
+        <w:spacing w:after="0"/>
+      </w:pPr>
+      <w:r>
+        <w:t>=== LEGEND STRIP === One sample line per wire type, plus swatches for: reference path, variant, ablation (ghost), equation overlay.</w:t>
+      </w:r>
+    </w:p>
+    <w:p>
+      <w:pPr>
+        <w:spacing w:after="0"/>
+      </w:pPr>
+    </w:p>
+    <w:p>
+      <w:pPr>
+        <w:spacing w:after="0"/>
+      </w:pPr>
+      <w:r>
+        <w:t>=== HIERARCHY === titles &gt; module labels &gt; wire labels. All text horizontal and unclipped. No axis tick numbers.</w:t>
+      </w:r>
+    </w:p>
+    <w:p>
+      <w:pPr>
+        <w:spacing w:after="0"/>
+      </w:pPr>
+    </w:p>
+    <w:p>
+      <w:pPr>
+        <w:spacing w:after="0"/>
+      </w:pPr>
+      <w:r>
+        <w:t>=== HARD CONSTRAINTS === Use ONLY the labels and numbers above. No invented results, equations or modules. Unrenderable label -&gt; gray placeholder bar.</w:t>
+      </w:r>
+    </w:p>
+    <w:p>
+      <w:pPr>
+        <w:spacing w:after="0"/>
+      </w:pPr>
+    </w:p>
+    <w:p>
+      <w:pPr>
+        <w:spacing w:after="0"/>
+      </w:pPr>
+      <w:r>
+        <w:t>=== DELETE-ORDER if cluttered === 1) legend swatch for equation overlay, 2) dataset chips, 3) "Transfer MIA", 4) the ghost "Masked KD" block, 5) "Test set (unchanged)" block. After dropping anything, rescale the remaining modules to fill the freed space.</w:t>
+      </w:r>
+    </w:p>
+    <w:p>
+      <w:pPr>
+        <w:spacing w:after="0"/>
+      </w:pPr>
+      <w:r>
         <w:rPr>
-          <w:b/>
-          <w:bCs/>
-          <w:sz w:val="32"/>
-          <w:szCs w:val="32"/>
-        </w:rPr>
-      </w:pPr>
-      <w:r>
-        <w:rPr>
-          <w:b/>
-          <w:bCs/>
-          <w:sz w:val="32"/>
-          <w:szCs w:val="32"/>
-          <w:highlight w:val="yellow"/>
-        </w:rPr>
-        <w:t xml:space="preserve">Part </w:t>
-      </w:r>
-      <w:proofErr w:type="gramStart"/>
-      <w:r>
-        <w:rPr>
-          <w:b/>
-          <w:bCs/>
-          <w:sz w:val="32"/>
-          <w:szCs w:val="32"/>
-          <w:highlight w:val="yellow"/>
-        </w:rPr>
-        <w:t>2 :</w:t>
-      </w:r>
-      <w:proofErr w:type="gramEnd"/>
-      <w:r>
-        <w:rPr>
-          <w:b/>
-          <w:bCs/>
-          <w:sz w:val="32"/>
-          <w:szCs w:val="32"/>
-          <w:highlight w:val="yellow"/>
-        </w:rPr>
-        <w:t xml:space="preserve"> Prompt</w:t>
-      </w:r>
-      <w:r>
-        <w:rPr>
-          <w:b/>
-          <w:bCs/>
-          <w:sz w:val="32"/>
-          <w:szCs w:val="32"/>
-        </w:rPr>
-        <w:t xml:space="preserve"> </w:t>
-      </w:r>
-    </w:p>
-    <w:p>
-      <w:pPr>
-        <w:spacing w:after="0"/>
-      </w:pPr>
-      <w:r>
-        <w:t>=== TOP-VENUE METHOD FIGURE: ResNet-18 BACKBONE AND AUDIT TAPS ===</w:t>
-      </w:r>
-    </w:p>
-    <w:p>
-      <w:pPr>
-        <w:spacing w:after="0"/>
-      </w:pPr>
-    </w:p>
-    <w:p>
-      <w:pPr>
-        <w:spacing w:after="0"/>
-      </w:pPr>
-      <w:r>
-        <w:t>0. OUTPUT QUALITY</w:t>
-      </w:r>
-    </w:p>
-    <w:p>
-      <w:pPr>
-        <w:spacing w:after="0"/>
-      </w:pPr>
-      <w:r>
-        <w:t xml:space="preserve"> * Render as a 4K image, 3840 </w:t>
-      </w:r>
-      <w:proofErr w:type="spellStart"/>
-      <w:r>
-        <w:t>px</w:t>
-      </w:r>
-      <w:proofErr w:type="spellEnd"/>
-      <w:r>
-        <w:t xml:space="preserve"> wide minimum, so every part is readable when zoomed in.</w:t>
-      </w:r>
-    </w:p>
-    <w:p>
-      <w:pPr>
-        <w:spacing w:after="0"/>
-      </w:pPr>
-      <w:r>
-        <w:t xml:space="preserve"> * Draw every module large, as if zoomed in, so each part is readable on its own. Scale modules up to fill their panel.</w:t>
-      </w:r>
-    </w:p>
-    <w:p>
-      <w:pPr>
-        <w:spacing w:after="0"/>
-      </w:pPr>
-      <w:r>
-        <w:t xml:space="preserve"> * No empty space: every panel is filled edge to edge with its modules, labels and wires. No wide blank margins or unused areas between panels or inside them.</w:t>
-      </w:r>
-    </w:p>
-    <w:p>
-      <w:pPr>
-        <w:spacing w:after="0"/>
-      </w:pPr>
-      <w:r>
-        <w:t xml:space="preserve"> * Only exception: equation-pill interiors stay empty.</w:t>
-      </w:r>
-    </w:p>
-    <w:p>
-      <w:pPr>
-        <w:spacing w:after="0"/>
-      </w:pPr>
-    </w:p>
-    <w:p>
-      <w:pPr>
-        <w:spacing w:after="0"/>
-      </w:pPr>
-      <w:r>
-        <w:t>1. BACKBONE IDEA</w:t>
-      </w:r>
-    </w:p>
-    <w:p>
-      <w:pPr>
-        <w:spacing w:after="0"/>
-      </w:pPr>
-      <w:r>
-        <w:t>One thick main flow line enters at the far left and exits at the far right through all three panels. A mathematical object changes form along it:</w:t>
-      </w:r>
-    </w:p>
-    <w:p>
-      <w:pPr>
-        <w:spacing w:after="0"/>
-      </w:pPr>
-      <w:r>
-        <w:t>image x -&gt; penultimate features f(x) -&gt; logits z -&gt; probabilities p -&gt; audit metrics -&gt; decision.</w:t>
-      </w:r>
-    </w:p>
-    <w:p>
-      <w:pPr>
-        <w:spacing w:after="0"/>
-      </w:pPr>
-    </w:p>
-    <w:p>
-      <w:pPr>
-        <w:spacing w:after="0"/>
-      </w:pPr>
-      <w:r>
-        <w:t>2. EQUATION PILLS</w:t>
-      </w:r>
-    </w:p>
-    <w:p>
-      <w:pPr>
-        <w:spacing w:after="0"/>
-      </w:pPr>
-      <w:r>
-        <w:t>Rounded white pills sit ON the wires, each with a small corner tag. Leave every pill interior EMPTY; I overlay typeset LaTeX afterwards. Never write math inside the figure.</w:t>
-      </w:r>
-    </w:p>
-    <w:p>
-      <w:pPr>
-        <w:spacing w:after="0"/>
-      </w:pPr>
-      <w:r>
-        <w:t xml:space="preserve"> * Pill "Eq. 1" on the teacher-logit wire running from the teacher into the student (temperature-scaled distillation loss).</w:t>
-      </w:r>
-    </w:p>
-    <w:p>
-      <w:pPr>
-        <w:spacing w:after="0"/>
-      </w:pPr>
-      <w:r>
-        <w:t xml:space="preserve"> * Pill "Eq. 2" on the student training wire after the two losses merge (total loss).</w:t>
-      </w:r>
-    </w:p>
-    <w:p>
-      <w:pPr>
-        <w:spacing w:after="0"/>
-      </w:pPr>
-      <w:r>
-        <w:t xml:space="preserve"> * Pill "Eq. 3" on the wire from student probabilities and retrained probabilities into the divergence module (Jensen-Shannon divergence).</w:t>
-      </w:r>
-    </w:p>
-    <w:p>
-      <w:pPr>
-        <w:spacing w:after="0"/>
-      </w:pPr>
-      <w:r>
-        <w:t xml:space="preserve"> * Pill "Eq. 4" on the wire from probabilities into the entropy module.</w:t>
-      </w:r>
-    </w:p>
-    <w:p>
-      <w:pPr>
-        <w:spacing w:after="0"/>
-      </w:pPr>
-    </w:p>
-    <w:p>
-      <w:pPr>
-        <w:spacing w:after="0"/>
-      </w:pPr>
-      <w:r>
-        <w:t>3. WIRE LANGUAGE (one style per meaning, used consistently)</w:t>
-      </w:r>
-    </w:p>
-    <w:p>
-      <w:pPr>
-        <w:spacing w:after="0"/>
-      </w:pPr>
-      <w:r>
-        <w:t xml:space="preserve"> * </w:t>
-      </w:r>
-      <w:proofErr w:type="gramStart"/>
-      <w:r>
-        <w:t>thick</w:t>
-      </w:r>
-      <w:proofErr w:type="gramEnd"/>
-      <w:r>
-        <w:t xml:space="preserve"> solid navy = main forward flow</w:t>
-      </w:r>
-    </w:p>
-    <w:p>
-      <w:pPr>
-        <w:spacing w:after="0"/>
-      </w:pPr>
-      <w:r>
-        <w:t xml:space="preserve"> * </w:t>
-      </w:r>
-      <w:proofErr w:type="gramStart"/>
-      <w:r>
-        <w:t>medium</w:t>
-      </w:r>
-      <w:proofErr w:type="gramEnd"/>
-      <w:r>
-        <w:t xml:space="preserve"> solid teal = distillation path (teacher logits flowing into the student)</w:t>
-      </w:r>
-    </w:p>
-    <w:p>
-      <w:pPr>
-        <w:spacing w:after="0"/>
-      </w:pPr>
-      <w:r>
-        <w:t xml:space="preserve"> * </w:t>
-      </w:r>
-      <w:proofErr w:type="gramStart"/>
-      <w:r>
-        <w:t>thin</w:t>
-      </w:r>
-      <w:proofErr w:type="gramEnd"/>
-      <w:r>
-        <w:t xml:space="preserve"> solid dark gray = metric computation</w:t>
-      </w:r>
-    </w:p>
-    <w:p>
-      <w:pPr>
-        <w:spacing w:after="0"/>
-      </w:pPr>
-      <w:r>
-        <w:t xml:space="preserve"> * dashed = reference path (retrained model </w:t>
-      </w:r>
-      <w:proofErr w:type="spellStart"/>
-      <w:r>
-        <w:t>f_R</w:t>
-      </w:r>
-      <w:proofErr w:type="spellEnd"/>
-      <w:r>
-        <w:t>) and the not-run variant</w:t>
-      </w:r>
-    </w:p>
-    <w:p>
-      <w:pPr>
-        <w:spacing w:after="0"/>
-      </w:pPr>
-      <w:r>
-        <w:t xml:space="preserve"> * dotted = statistics and confidence (confidence interval, base rate)</w:t>
-      </w:r>
-    </w:p>
-    <w:p>
-      <w:pPr>
-        <w:spacing w:after="0"/>
-      </w:pPr>
-      <w:r>
-        <w:t xml:space="preserve">Orthogonal routing, at least 12 </w:t>
-      </w:r>
-      <w:proofErr w:type="spellStart"/>
-      <w:r>
-        <w:t>px</w:t>
-      </w:r>
-      <w:proofErr w:type="spellEnd"/>
-      <w:r>
-        <w:t xml:space="preserve"> clearance, junction dots at splits, no crossings except deliberate ones.</w:t>
-      </w:r>
-    </w:p>
-    <w:p>
-      <w:pPr>
-        <w:spacing w:after="0"/>
-      </w:pPr>
-    </w:p>
-    <w:p>
-      <w:pPr>
-        <w:spacing w:after="0"/>
-      </w:pPr>
-      <w:r>
-        <w:t>4. PANELS</w:t>
-      </w:r>
-    </w:p>
-    <w:p>
-      <w:pPr>
-        <w:spacing w:after="0"/>
-      </w:pPr>
-      <w:r>
-        <w:lastRenderedPageBreak/>
-        <w:t>Three rounded dashed pastel panels. Header tags on each top-left border are SIMPLE and NOT colorful: plain gray tag, plain text.</w:t>
-      </w:r>
-    </w:p>
-    <w:p>
-      <w:pPr>
-        <w:spacing w:after="0"/>
-      </w:pPr>
-      <w:r>
-        <w:t xml:space="preserve"> (a) tag "Backbone" | panel title "Shared ResNet-18 backbone"</w:t>
-      </w:r>
-    </w:p>
-    <w:p>
-      <w:pPr>
-        <w:spacing w:after="0"/>
-      </w:pPr>
-      <w:r>
-        <w:t xml:space="preserve"> (b) tag "Models" | panel title "Four models, one architecture"</w:t>
-      </w:r>
-    </w:p>
-    <w:p>
-      <w:pPr>
-        <w:spacing w:after="0"/>
-      </w:pPr>
-      <w:r>
-        <w:t xml:space="preserve"> (c) tag "Audit" | panel title "Where the audit reads each model"</w:t>
-      </w:r>
-    </w:p>
-    <w:p>
-      <w:pPr>
-        <w:spacing w:after="0"/>
-      </w:pPr>
-      <w:r>
-        <w:t>Labels (a), (b), (c) below the panels.</w:t>
-      </w:r>
-    </w:p>
-    <w:p>
-      <w:pPr>
-        <w:spacing w:after="0"/>
-      </w:pPr>
-    </w:p>
-    <w:p>
-      <w:pPr>
-        <w:spacing w:after="0"/>
-      </w:pPr>
-      <w:r>
-        <w:t>5. 3D MODULES</w:t>
-      </w:r>
-    </w:p>
-    <w:p>
-      <w:pPr>
-        <w:spacing w:after="0"/>
-      </w:pPr>
-      <w:r>
-        <w:t>Isometric blocks (30 degrees, light from top-left). Block volume is proportional to channel width.</w:t>
-      </w:r>
-    </w:p>
-    <w:p>
-      <w:pPr>
-        <w:spacing w:after="0"/>
-      </w:pPr>
-    </w:p>
-    <w:p>
-      <w:pPr>
-        <w:spacing w:after="0"/>
-      </w:pPr>
-      <w:r>
-        <w:t>Panel (a), left to right, ONLY these modules and numbers:</w:t>
-      </w:r>
-    </w:p>
-    <w:p>
-      <w:pPr>
-        <w:spacing w:after="0"/>
-      </w:pPr>
-      <w:r>
-        <w:t xml:space="preserve"> * Input block labeled "224 x 224"</w:t>
-      </w:r>
-    </w:p>
-    <w:p>
-      <w:pPr>
-        <w:spacing w:after="0"/>
-      </w:pPr>
-      <w:r>
-        <w:t xml:space="preserve"> * Stem block labeled "7 x 7 conv, stride 2, 64" followed by a small block labeled "max pool"</w:t>
-      </w:r>
-    </w:p>
-    <w:p>
-      <w:pPr>
-        <w:spacing w:after="0"/>
-      </w:pPr>
-      <w:r>
-        <w:t xml:space="preserve"> * Four stage blocks labeled "Stage 1, 64", "Stage 2, 128", "Stage 3, 256", "Stage 4, 512". Each stage is drawn as TWO stacked </w:t>
-      </w:r>
-      <w:proofErr w:type="spellStart"/>
-      <w:r>
-        <w:t>BasicBlock</w:t>
-      </w:r>
-      <w:proofErr w:type="spellEnd"/>
-      <w:r>
-        <w:t xml:space="preserve"> sub-blocks, with a small curved skip arc over each sub-block.</w:t>
-      </w:r>
-    </w:p>
-    <w:p>
-      <w:pPr>
-        <w:spacing w:after="0"/>
-      </w:pPr>
-      <w:r>
-        <w:t xml:space="preserve"> * A flat block labeled "global average pool"</w:t>
-      </w:r>
-    </w:p>
-    <w:p>
-      <w:pPr>
-        <w:spacing w:after="0"/>
-      </w:pPr>
-      <w:r>
-        <w:t xml:space="preserve"> * A tall thin bar labeled "512-d penultimate features" (this is where the feature tap leaves)</w:t>
-      </w:r>
-    </w:p>
-    <w:p>
-      <w:pPr>
-        <w:spacing w:after="0"/>
-      </w:pPr>
-      <w:r>
-        <w:t xml:space="preserve"> * A final block labeled "output layer, C units" (this is where the logit tap leaves)</w:t>
-      </w:r>
-    </w:p>
-    <w:p>
-      <w:pPr>
-        <w:spacing w:after="0"/>
-      </w:pPr>
-    </w:p>
-    <w:p>
-      <w:pPr>
-        <w:spacing w:after="0"/>
-      </w:pPr>
-      <w:r>
-        <w:t>Panel (b), four stacked model cards, each showing a small copy of the backbone icon, a left-side tag and a right-side tag:</w:t>
-      </w:r>
-    </w:p>
-    <w:p>
-      <w:pPr>
-        <w:spacing w:after="0"/>
-      </w:pPr>
-      <w:r>
-        <w:t xml:space="preserve"> * Card 1, "Teacher </w:t>
-      </w:r>
-      <w:proofErr w:type="spellStart"/>
-      <w:r>
-        <w:t>f_T</w:t>
-      </w:r>
-      <w:proofErr w:type="spellEnd"/>
-      <w:r>
-        <w:t xml:space="preserve">": tags "ImageNet </w:t>
-      </w:r>
-      <w:proofErr w:type="spellStart"/>
-      <w:r>
-        <w:t>init</w:t>
-      </w:r>
-      <w:proofErr w:type="spellEnd"/>
-      <w:r>
-        <w:t>", "all classes", "frozen". Training objective: "CE".</w:t>
-      </w:r>
-    </w:p>
-    <w:p>
-      <w:pPr>
-        <w:spacing w:after="0"/>
-      </w:pPr>
-      <w:r>
-        <w:t xml:space="preserve"> * Card 2, "Student </w:t>
-      </w:r>
-      <w:proofErr w:type="spellStart"/>
-      <w:r>
-        <w:t>g_phi</w:t>
-      </w:r>
-      <w:proofErr w:type="spellEnd"/>
-      <w:r>
-        <w:t xml:space="preserve">": tags "Random </w:t>
-      </w:r>
-      <w:proofErr w:type="spellStart"/>
-      <w:r>
-        <w:t>init</w:t>
-      </w:r>
-      <w:proofErr w:type="spellEnd"/>
-      <w:r>
-        <w:t>", "retained classes only". Training objective: "CE + KD, T = 4, lambda = 0.7". This card is the largest and has a bright outline.</w:t>
-      </w:r>
-    </w:p>
-    <w:p>
-      <w:pPr>
-        <w:spacing w:after="0"/>
-      </w:pPr>
-      <w:r>
-        <w:t xml:space="preserve"> * Card 3, "Retrained </w:t>
-      </w:r>
-      <w:proofErr w:type="spellStart"/>
-      <w:r>
-        <w:t>f_R^acc</w:t>
-      </w:r>
-      <w:proofErr w:type="spellEnd"/>
-      <w:r>
-        <w:t xml:space="preserve">": tags "Random </w:t>
-      </w:r>
-      <w:proofErr w:type="spellStart"/>
-      <w:r>
-        <w:t>init</w:t>
-      </w:r>
-      <w:proofErr w:type="spellEnd"/>
-      <w:r>
-        <w:t>", "retained classes only". Training objective: "CE only".</w:t>
-      </w:r>
-    </w:p>
-    <w:p>
-      <w:pPr>
-        <w:spacing w:after="0"/>
-      </w:pPr>
-      <w:r>
-        <w:t xml:space="preserve"> * Card 4, "Retrained </w:t>
-      </w:r>
-      <w:proofErr w:type="spellStart"/>
-      <w:r>
-        <w:t>f_R</w:t>
-      </w:r>
-      <w:proofErr w:type="spellEnd"/>
-      <w:r>
-        <w:t xml:space="preserve">": tags "ImageNet </w:t>
-      </w:r>
-      <w:proofErr w:type="spellStart"/>
-      <w:r>
-        <w:t>init</w:t>
-      </w:r>
-      <w:proofErr w:type="spellEnd"/>
-      <w:r>
-        <w:t>", "retained classes only". Training objective: "CE only". Connected by a DASHED wire as the reference.</w:t>
-      </w:r>
-    </w:p>
-    <w:p>
-      <w:pPr>
-        <w:spacing w:after="0"/>
-      </w:pPr>
-      <w:r>
-        <w:t xml:space="preserve"> * One dashed gray GHOST block below the student card labeled "KD-M (not run)".</w:t>
-      </w:r>
-    </w:p>
-    <w:p>
-      <w:pPr>
-        <w:spacing w:after="0"/>
-      </w:pPr>
-      <w:r>
-        <w:t xml:space="preserve"> * Teacher logits flow into the student card on the medium teal wire. Training data labels: "D" for the teacher, "</w:t>
-      </w:r>
-      <w:proofErr w:type="spellStart"/>
-      <w:r>
-        <w:t>D_r</w:t>
-      </w:r>
-      <w:proofErr w:type="spellEnd"/>
-      <w:r>
-        <w:t>" for the other three.</w:t>
-      </w:r>
-    </w:p>
-    <w:p>
-      <w:pPr>
-        <w:spacing w:after="0"/>
-      </w:pPr>
-    </w:p>
-    <w:p>
-      <w:pPr>
-        <w:spacing w:after="0"/>
-      </w:pPr>
-      <w:r>
-        <w:t>Panel (c): one compact backbone icon with three taps leaving it:</w:t>
-      </w:r>
-    </w:p>
-    <w:p>
-      <w:pPr>
-        <w:spacing w:after="0"/>
-      </w:pPr>
-      <w:r>
-        <w:t xml:space="preserve"> * Tap 1 from "512-d features" into two small modules: "linear probe" and "cosine similarity".</w:t>
-      </w:r>
-    </w:p>
-    <w:p>
-      <w:pPr>
-        <w:spacing w:after="0"/>
-      </w:pPr>
-      <w:r>
-        <w:lastRenderedPageBreak/>
-        <w:t xml:space="preserve"> * Tap 2 from "logits" into three small modules: "logit distance", "JS divergence to </w:t>
-      </w:r>
-      <w:proofErr w:type="spellStart"/>
-      <w:r>
-        <w:t>f_R</w:t>
-      </w:r>
-      <w:proofErr w:type="spellEnd"/>
-      <w:r>
-        <w:t>", "entropy".</w:t>
-      </w:r>
-    </w:p>
-    <w:p>
-      <w:pPr>
-        <w:spacing w:after="0"/>
-      </w:pPr>
-      <w:r>
-        <w:t xml:space="preserve"> * Tap 3 from "probabilities" into one module: "membership attack, AUC".</w:t>
-      </w:r>
-    </w:p>
-    <w:p>
-      <w:pPr>
-        <w:spacing w:after="0"/>
-      </w:pPr>
-      <w:r>
-        <w:t xml:space="preserve"> * A small module "</w:t>
-      </w:r>
-      <w:proofErr w:type="spellStart"/>
-      <w:r>
-        <w:t>A_r</w:t>
-      </w:r>
-      <w:proofErr w:type="spellEnd"/>
-      <w:r>
-        <w:t xml:space="preserve"> and </w:t>
-      </w:r>
-      <w:proofErr w:type="spellStart"/>
-      <w:r>
-        <w:t>A_f</w:t>
-      </w:r>
-      <w:proofErr w:type="spellEnd"/>
-      <w:r>
-        <w:t xml:space="preserve"> accuracy" fed from the output layer.</w:t>
-      </w:r>
-    </w:p>
-    <w:p>
-      <w:pPr>
-        <w:spacing w:after="0"/>
-      </w:pPr>
-      <w:r>
-        <w:t xml:space="preserve"> * All taps end in one final node labeled "Empirical evidence, not a certificate of deletion".</w:t>
-      </w:r>
-    </w:p>
-    <w:p>
-      <w:pPr>
-        <w:spacing w:after="0"/>
-      </w:pPr>
-    </w:p>
-    <w:p>
-      <w:pPr>
-        <w:spacing w:after="0"/>
-      </w:pPr>
-      <w:r>
-        <w:t>6. KEY-MESSAGE EMPHASIS</w:t>
-      </w:r>
-    </w:p>
-    <w:p>
-      <w:pPr>
-        <w:spacing w:after="0"/>
-      </w:pPr>
-      <w:r>
-        <w:t>One large bracket spanning the four model cards in panel (b), the most prominent element in the figure, labeled:</w:t>
-      </w:r>
-    </w:p>
-    <w:p>
-      <w:pPr>
-        <w:spacing w:after="0"/>
-      </w:pPr>
-      <w:r>
-        <w:t xml:space="preserve"> "Same ResNet-18, different initialization and training objective".</w:t>
-      </w:r>
-    </w:p>
-    <w:p>
-      <w:pPr>
-        <w:spacing w:after="0"/>
-      </w:pPr>
-      <w:r>
-        <w:t>Small color-coded dots on the cards mark ImageNet versus Random initialization, with a matching tiny swatch in the legend.</w:t>
-      </w:r>
-    </w:p>
-    <w:p>
-      <w:pPr>
-        <w:spacing w:after="0"/>
-      </w:pPr>
-    </w:p>
-    <w:p>
-      <w:pPr>
-        <w:spacing w:after="0"/>
-      </w:pPr>
-      <w:r>
-        <w:t>7. REFERENCE VS VARIANT</w:t>
-      </w:r>
-    </w:p>
-    <w:p>
-      <w:pPr>
-        <w:spacing w:after="0"/>
-      </w:pPr>
-      <w:r>
-        <w:t xml:space="preserve">A dashed reference path runs across the top from the retrained card </w:t>
-      </w:r>
-      <w:proofErr w:type="spellStart"/>
-      <w:r>
-        <w:t>f_R</w:t>
-      </w:r>
-      <w:proofErr w:type="spellEnd"/>
-      <w:r>
-        <w:t xml:space="preserve"> into the JS-divergence module in panel (c). The not-run variant KD-M is drawn as a dashed gray ghost block.</w:t>
-      </w:r>
-    </w:p>
-    <w:p>
-      <w:pPr>
-        <w:spacing w:after="0"/>
-      </w:pPr>
-    </w:p>
-    <w:p>
-      <w:pPr>
-        <w:spacing w:after="0"/>
-      </w:pPr>
-      <w:r>
-        <w:t>8. LEGEND STRIP</w:t>
-      </w:r>
-    </w:p>
-    <w:p>
-      <w:pPr>
-        <w:spacing w:after="0"/>
-      </w:pPr>
-      <w:r>
-        <w:t xml:space="preserve">One sample line per wire type (thick, medium teal, thin, dashed, dotted), plus swatches for: reference (dashed), not-run variant (ghost), equation overlay pill, ImageNet </w:t>
-      </w:r>
-      <w:proofErr w:type="spellStart"/>
-      <w:r>
-        <w:t>init</w:t>
-      </w:r>
-      <w:proofErr w:type="spellEnd"/>
-      <w:r>
-        <w:t xml:space="preserve"> dot, Random </w:t>
-      </w:r>
-      <w:proofErr w:type="spellStart"/>
-      <w:r>
-        <w:t>init</w:t>
-      </w:r>
-      <w:proofErr w:type="spellEnd"/>
-      <w:r>
-        <w:t xml:space="preserve"> dot.</w:t>
-      </w:r>
-    </w:p>
-    <w:p>
-      <w:pPr>
-        <w:spacing w:after="0"/>
-      </w:pPr>
-    </w:p>
-    <w:p>
-      <w:pPr>
-        <w:spacing w:after="0"/>
-      </w:pPr>
-      <w:r>
-        <w:t>9. HIERARCHY</w:t>
-      </w:r>
-    </w:p>
-    <w:p>
-      <w:pPr>
-        <w:spacing w:after="0"/>
-      </w:pPr>
-      <w:r>
-        <w:t>Panel titles &gt; module labels &gt; wire labels. All text horizontal and unclipped. No axis tick numbers.</w:t>
-      </w:r>
-    </w:p>
-    <w:p>
-      <w:pPr>
-        <w:spacing w:after="0"/>
-      </w:pPr>
-    </w:p>
-    <w:p>
-      <w:pPr>
-        <w:spacing w:after="0"/>
-      </w:pPr>
-      <w:r>
-        <w:t>10. HARD CONSTRAINTS</w:t>
-      </w:r>
-    </w:p>
-    <w:p>
-      <w:pPr>
-        <w:spacing w:after="0"/>
-      </w:pPr>
-      <w:r>
-        <w:t>Use ONLY the numbers and labels written above. No invented results, equations, accuracy numbers or modules. If a label cannot be rendered, draw a gray placeholder bar.</w:t>
-      </w:r>
-    </w:p>
-    <w:p>
-      <w:pPr>
-        <w:spacing w:after="0"/>
-      </w:pPr>
-    </w:p>
-    <w:p>
-      <w:pPr>
-        <w:spacing w:after="0"/>
-      </w:pPr>
-      <w:r>
-        <w:t>11. NEGATIVE</w:t>
-      </w:r>
-    </w:p>
-    <w:p>
-      <w:pPr>
-        <w:spacing w:after="0"/>
-      </w:pPr>
-      <w:r>
-        <w:t>No photos, humans, robots, glossy renders, neon, stacked shadows, spaghetti wires, overlapping labels, watermarks, colorful headers, empty unused areas.</w:t>
-      </w:r>
-    </w:p>
-    <w:p>
-      <w:pPr>
-        <w:spacing w:after="0"/>
-      </w:pPr>
-    </w:p>
-    <w:p>
-      <w:pPr>
-        <w:spacing w:after="0"/>
-      </w:pPr>
-      <w:r>
-        <w:t>12. DELETE-ORDER if cluttered</w:t>
-      </w:r>
-    </w:p>
-    <w:p>
-      <w:pPr>
-        <w:spacing w:after="0"/>
-      </w:pPr>
-      <w:r>
-        <w:lastRenderedPageBreak/>
-        <w:t xml:space="preserve">Drop in this order: (1) skip-arc details, (2) the KD-M ghost block, (3) the entropy module, (4) the cosine similarity module, (5) the </w:t>
-      </w:r>
-      <w:proofErr w:type="spellStart"/>
-      <w:r>
-        <w:t>A_r</w:t>
-      </w:r>
-      <w:proofErr w:type="spellEnd"/>
-      <w:r>
-        <w:t xml:space="preserve"> and </w:t>
-      </w:r>
-      <w:proofErr w:type="spellStart"/>
-      <w:r>
-        <w:t>A_f</w:t>
-      </w:r>
-      <w:proofErr w:type="spellEnd"/>
-      <w:r>
-        <w:t xml:space="preserve"> accuracy module. After dropping anything, rescale the remaining modules to fill the freed space. Do not leave gaps.</w:t>
-      </w:r>
-    </w:p>
-    <w:p>
-      <w:pPr>
-        <w:spacing w:after="0"/>
-      </w:pPr>
-    </w:p>
-    <w:p>
-      <w:pPr>
-        <w:spacing w:after="0"/>
-      </w:pPr>
-      <w:r>
-        <w:t xml:space="preserve">CANVAS: 8:3 aspect ratio, 3840 </w:t>
-      </w:r>
-      <w:proofErr w:type="spellStart"/>
-      <w:r>
-        <w:t>px</w:t>
-      </w:r>
-      <w:proofErr w:type="spellEnd"/>
-      <w:r>
-        <w:t xml:space="preserve"> wide.</w:t>
-      </w:r>
-    </w:p>
-    <w:p>
-      <w:pPr>
-        <w:spacing w:after="0"/>
-      </w:pPr>
-      <w:r>
-        <w:t>BACKBONE TOKEN CHAIN: image x -&gt; features f(x) -&gt; logits z -&gt; probabilities p -&gt; audit metrics -&gt; "empirical evidence, not a certificate".</w:t>
-      </w:r>
-    </w:p>
-    <w:p>
-      <w:pPr>
-        <w:spacing w:after="0"/>
-        <w:rPr>
-          <w:b/>
-          <w:bCs/>
-          <w:sz w:val="32"/>
-          <w:szCs w:val="32"/>
-        </w:rPr>
-      </w:pPr>
-      <w:r>
-        <w:rPr>
-          <w:b/>
-          <w:bCs/>
           <w:noProof/>
-          <w:sz w:val="32"/>
-          <w:szCs w:val="32"/>
         </w:rPr>
         <w:drawing>
-          <wp:inline distT="0" distB="0" distL="0" distR="0" wp14:anchorId="45301693" wp14:editId="591E324D">
-            <wp:extent cx="6553472" cy="1958340"/>
+          <wp:inline distT="0" distB="0" distL="0" distR="0" wp14:anchorId="522414A3" wp14:editId="00838BEF">
+            <wp:extent cx="6648973" cy="2148840"/>
             <wp:effectExtent l="0" t="0" r="0" b="3810"/>
-            <wp:docPr id="1377208015" name="Picture 1"/>
+            <wp:docPr id="310271764" name="Picture 1"/>
             <wp:cNvGraphicFramePr>
               <a:graphicFrameLocks xmlns:a="http://schemas.openxmlformats.org/drawingml/2006/main" noChangeAspect="1"/>
             </wp:cNvGraphicFramePr>
@@ -915,7 +619,7 @@
               <a:graphicData uri="http://schemas.openxmlformats.org/drawingml/2006/picture">
                 <pic:pic xmlns:pic="http://schemas.openxmlformats.org/drawingml/2006/picture">
                   <pic:nvPicPr>
-                    <pic:cNvPr id="1377208015" name="Picture 1377208015"/>
+                    <pic:cNvPr id="310271764" name="Picture 310271764"/>
                     <pic:cNvPicPr/>
                   </pic:nvPicPr>
                   <pic:blipFill>
@@ -933,7 +637,7 @@
                   <pic:spPr>
                     <a:xfrm>
                       <a:off x="0" y="0"/>
-                      <a:ext cx="6556575" cy="1959267"/>
+                      <a:ext cx="6652325" cy="2149923"/>
                     </a:xfrm>
                     <a:prstGeom prst="rect">
                       <a:avLst/>
@@ -944,15 +648,6 @@
             </a:graphic>
           </wp:inline>
         </w:drawing>
-      </w:r>
-      <w:r>
-        <w:rPr>
-          <w:b/>
-          <w:bCs/>
-          <w:sz w:val="32"/>
-          <w:szCs w:val="32"/>
-        </w:rPr>
-        <w:br/>
       </w:r>
     </w:p>
     <w:sectPr>
@@ -1373,7 +1068,7 @@
     <w:link w:val="Heading1Char"/>
     <w:uiPriority w:val="9"/>
     <w:qFormat/>
-    <w:rsid w:val="0021603D"/>
+    <w:rsid w:val="00B36A7B"/>
     <w:pPr>
       <w:keepNext/>
       <w:keepLines/>
@@ -1396,7 +1091,7 @@
     <w:semiHidden/>
     <w:unhideWhenUsed/>
     <w:qFormat/>
-    <w:rsid w:val="0021603D"/>
+    <w:rsid w:val="00B36A7B"/>
     <w:pPr>
       <w:keepNext/>
       <w:keepLines/>
@@ -1419,7 +1114,7 @@
     <w:semiHidden/>
     <w:unhideWhenUsed/>
     <w:qFormat/>
-    <w:rsid w:val="0021603D"/>
+    <w:rsid w:val="00B36A7B"/>
     <w:pPr>
       <w:keepNext/>
       <w:keepLines/>
@@ -1442,7 +1137,7 @@
     <w:semiHidden/>
     <w:unhideWhenUsed/>
     <w:qFormat/>
-    <w:rsid w:val="0021603D"/>
+    <w:rsid w:val="00B36A7B"/>
     <w:pPr>
       <w:keepNext/>
       <w:keepLines/>
@@ -1465,7 +1160,7 @@
     <w:semiHidden/>
     <w:unhideWhenUsed/>
     <w:qFormat/>
-    <w:rsid w:val="0021603D"/>
+    <w:rsid w:val="00B36A7B"/>
     <w:pPr>
       <w:keepNext/>
       <w:keepLines/>
@@ -1486,7 +1181,7 @@
     <w:semiHidden/>
     <w:unhideWhenUsed/>
     <w:qFormat/>
-    <w:rsid w:val="0021603D"/>
+    <w:rsid w:val="00B36A7B"/>
     <w:pPr>
       <w:keepNext/>
       <w:keepLines/>
@@ -1509,7 +1204,7 @@
     <w:semiHidden/>
     <w:unhideWhenUsed/>
     <w:qFormat/>
-    <w:rsid w:val="0021603D"/>
+    <w:rsid w:val="00B36A7B"/>
     <w:pPr>
       <w:keepNext/>
       <w:keepLines/>
@@ -1530,7 +1225,7 @@
     <w:semiHidden/>
     <w:unhideWhenUsed/>
     <w:qFormat/>
-    <w:rsid w:val="0021603D"/>
+    <w:rsid w:val="00B36A7B"/>
     <w:pPr>
       <w:keepNext/>
       <w:keepLines/>
@@ -1553,7 +1248,7 @@
     <w:semiHidden/>
     <w:unhideWhenUsed/>
     <w:qFormat/>
-    <w:rsid w:val="0021603D"/>
+    <w:rsid w:val="00B36A7B"/>
     <w:pPr>
       <w:keepNext/>
       <w:keepLines/>
@@ -1597,7 +1292,7 @@
     <w:basedOn w:val="DefaultParagraphFont"/>
     <w:link w:val="Heading1"/>
     <w:uiPriority w:val="9"/>
-    <w:rsid w:val="0021603D"/>
+    <w:rsid w:val="00B36A7B"/>
     <w:rPr>
       <w:rFonts w:asciiTheme="majorHAnsi" w:eastAsiaTheme="majorEastAsia" w:hAnsiTheme="majorHAnsi" w:cstheme="majorBidi"/>
       <w:color w:val="0F4761" w:themeColor="accent1" w:themeShade="BF"/>
@@ -1611,7 +1306,7 @@
     <w:link w:val="Heading2"/>
     <w:uiPriority w:val="9"/>
     <w:semiHidden/>
-    <w:rsid w:val="0021603D"/>
+    <w:rsid w:val="00B36A7B"/>
     <w:rPr>
       <w:rFonts w:asciiTheme="majorHAnsi" w:eastAsiaTheme="majorEastAsia" w:hAnsiTheme="majorHAnsi" w:cstheme="majorBidi"/>
       <w:color w:val="0F4761" w:themeColor="accent1" w:themeShade="BF"/>
@@ -1625,7 +1320,7 @@
     <w:link w:val="Heading3"/>
     <w:uiPriority w:val="9"/>
     <w:semiHidden/>
-    <w:rsid w:val="0021603D"/>
+    <w:rsid w:val="00B36A7B"/>
     <w:rPr>
       <w:rFonts w:eastAsiaTheme="majorEastAsia" w:cstheme="majorBidi"/>
       <w:color w:val="0F4761" w:themeColor="accent1" w:themeShade="BF"/>
@@ -1639,7 +1334,7 @@
     <w:link w:val="Heading4"/>
     <w:uiPriority w:val="9"/>
     <w:semiHidden/>
-    <w:rsid w:val="0021603D"/>
+    <w:rsid w:val="00B36A7B"/>
     <w:rPr>
       <w:rFonts w:eastAsiaTheme="majorEastAsia" w:cstheme="majorBidi"/>
       <w:i/>
@@ -1653,7 +1348,7 @@
     <w:link w:val="Heading5"/>
     <w:uiPriority w:val="9"/>
     <w:semiHidden/>
-    <w:rsid w:val="0021603D"/>
+    <w:rsid w:val="00B36A7B"/>
     <w:rPr>
       <w:rFonts w:eastAsiaTheme="majorEastAsia" w:cstheme="majorBidi"/>
       <w:color w:val="0F4761" w:themeColor="accent1" w:themeShade="BF"/>
@@ -1665,7 +1360,7 @@
     <w:link w:val="Heading6"/>
     <w:uiPriority w:val="9"/>
     <w:semiHidden/>
-    <w:rsid w:val="0021603D"/>
+    <w:rsid w:val="00B36A7B"/>
     <w:rPr>
       <w:rFonts w:eastAsiaTheme="majorEastAsia" w:cstheme="majorBidi"/>
       <w:i/>
@@ -1679,7 +1374,7 @@
     <w:link w:val="Heading7"/>
     <w:uiPriority w:val="9"/>
     <w:semiHidden/>
-    <w:rsid w:val="0021603D"/>
+    <w:rsid w:val="00B36A7B"/>
     <w:rPr>
       <w:rFonts w:eastAsiaTheme="majorEastAsia" w:cstheme="majorBidi"/>
       <w:color w:val="595959" w:themeColor="text1" w:themeTint="A6"/>
@@ -1691,7 +1386,7 @@
     <w:link w:val="Heading8"/>
     <w:uiPriority w:val="9"/>
     <w:semiHidden/>
-    <w:rsid w:val="0021603D"/>
+    <w:rsid w:val="00B36A7B"/>
     <w:rPr>
       <w:rFonts w:eastAsiaTheme="majorEastAsia" w:cstheme="majorBidi"/>
       <w:i/>
@@ -1705,7 +1400,7 @@
     <w:link w:val="Heading9"/>
     <w:uiPriority w:val="9"/>
     <w:semiHidden/>
-    <w:rsid w:val="0021603D"/>
+    <w:rsid w:val="00B36A7B"/>
     <w:rPr>
       <w:rFonts w:eastAsiaTheme="majorEastAsia" w:cstheme="majorBidi"/>
       <w:color w:val="272727" w:themeColor="text1" w:themeTint="D8"/>
@@ -1718,7 +1413,7 @@
     <w:link w:val="TitleChar"/>
     <w:uiPriority w:val="10"/>
     <w:qFormat/>
-    <w:rsid w:val="0021603D"/>
+    <w:rsid w:val="00B36A7B"/>
     <w:pPr>
       <w:spacing w:after="80" w:line="240" w:lineRule="auto"/>
       <w:contextualSpacing/>
@@ -1736,7 +1431,7 @@
     <w:basedOn w:val="DefaultParagraphFont"/>
     <w:link w:val="Title"/>
     <w:uiPriority w:val="10"/>
-    <w:rsid w:val="0021603D"/>
+    <w:rsid w:val="00B36A7B"/>
     <w:rPr>
       <w:rFonts w:asciiTheme="majorHAnsi" w:eastAsiaTheme="majorEastAsia" w:hAnsiTheme="majorHAnsi" w:cstheme="majorBidi"/>
       <w:spacing w:val="-10"/>
@@ -1752,7 +1447,7 @@
     <w:link w:val="SubtitleChar"/>
     <w:uiPriority w:val="11"/>
     <w:qFormat/>
-    <w:rsid w:val="0021603D"/>
+    <w:rsid w:val="00B36A7B"/>
     <w:pPr>
       <w:numPr>
         <w:ilvl w:val="1"/>
@@ -1771,7 +1466,7 @@
     <w:basedOn w:val="DefaultParagraphFont"/>
     <w:link w:val="Subtitle"/>
     <w:uiPriority w:val="11"/>
-    <w:rsid w:val="0021603D"/>
+    <w:rsid w:val="00B36A7B"/>
     <w:rPr>
       <w:rFonts w:eastAsiaTheme="majorEastAsia" w:cstheme="majorBidi"/>
       <w:color w:val="595959" w:themeColor="text1" w:themeTint="A6"/>
@@ -1787,7 +1482,7 @@
     <w:link w:val="QuoteChar"/>
     <w:uiPriority w:val="29"/>
     <w:qFormat/>
-    <w:rsid w:val="0021603D"/>
+    <w:rsid w:val="00B36A7B"/>
     <w:pPr>
       <w:spacing w:before="160"/>
       <w:jc w:val="center"/>
@@ -1803,7 +1498,7 @@
     <w:basedOn w:val="DefaultParagraphFont"/>
     <w:link w:val="Quote"/>
     <w:uiPriority w:val="29"/>
-    <w:rsid w:val="0021603D"/>
+    <w:rsid w:val="00B36A7B"/>
     <w:rPr>
       <w:i/>
       <w:iCs/>
@@ -1815,7 +1510,7 @@
     <w:basedOn w:val="Normal"/>
     <w:uiPriority w:val="34"/>
     <w:qFormat/>
-    <w:rsid w:val="0021603D"/>
+    <w:rsid w:val="00B36A7B"/>
     <w:pPr>
       <w:ind w:left="720"/>
       <w:contextualSpacing/>
@@ -1826,7 +1521,7 @@
     <w:basedOn w:val="DefaultParagraphFont"/>
     <w:uiPriority w:val="21"/>
     <w:qFormat/>
-    <w:rsid w:val="0021603D"/>
+    <w:rsid w:val="00B36A7B"/>
     <w:rPr>
       <w:i/>
       <w:iCs/>
@@ -1840,7 +1535,7 @@
     <w:link w:val="IntenseQuoteChar"/>
     <w:uiPriority w:val="30"/>
     <w:qFormat/>
-    <w:rsid w:val="0021603D"/>
+    <w:rsid w:val="00B36A7B"/>
     <w:pPr>
       <w:pBdr>
         <w:top w:val="single" w:sz="4" w:space="10" w:color="0F4761" w:themeColor="accent1" w:themeShade="BF"/>
@@ -1861,7 +1556,7 @@
     <w:basedOn w:val="DefaultParagraphFont"/>
     <w:link w:val="IntenseQuote"/>
     <w:uiPriority w:val="30"/>
-    <w:rsid w:val="0021603D"/>
+    <w:rsid w:val="00B36A7B"/>
     <w:rPr>
       <w:i/>
       <w:iCs/>
@@ -1873,7 +1568,7 @@
     <w:basedOn w:val="DefaultParagraphFont"/>
     <w:uiPriority w:val="32"/>
     <w:qFormat/>
-    <w:rsid w:val="0021603D"/>
+    <w:rsid w:val="00B36A7B"/>
     <w:rPr>
       <w:b/>
       <w:bCs/>
